--- a/2-Dockers/Extra Labs/4-Docker Compose.docx
+++ b/2-Dockers/Extra Labs/4-Docker Compose.docx
@@ -5857,8 +5857,22 @@
           <w:lang w:eastAsia="en-GB"/>
           <w14:ligatures w14:val="none"/>
         </w:rPr>
-        <w:t>'express'</w:t>
-      </w:r>
+        <w:t>'</w:t>
+      </w:r>
+      <w:proofErr w:type="spellStart"/>
+      <w:r>
+        <w:rPr>
+          <w:rFonts w:ascii="Consolas" w:eastAsia="Times New Roman" w:hAnsi="Consolas" w:cs="Times New Roman"/>
+          <w:color w:val="CE9178"/>
+          <w:kern w:val="0"/>
+          <w:sz w:val="21"/>
+          <w:szCs w:val="21"/>
+          <w:lang w:eastAsia="en-GB"/>
+          <w14:ligatures w14:val="none"/>
+        </w:rPr>
+        <w:t>express'</w:t>
+      </w:r>
+      <w:proofErr w:type="spellEnd"/>
       <w:r>
         <w:rPr>
           <w:rFonts w:ascii="Consolas" w:eastAsia="Times New Roman" w:hAnsi="Consolas" w:cs="Times New Roman"/>
